--- a/docs/行政操作SOP.docx
+++ b/docs/行政操作SOP.docx
@@ -527,7 +527,7 @@
           <w:sz w:val="21"/>
           <w:szCs w:val="21"/>
         </w:rPr>
-        <w:t xml:space="preserve">开始日期（确认或修改）</w:t>
+        <w:t xml:space="preserve">一级部门（必填）</w:t>
       </w:r>
     </w:p>
     <w:p>
@@ -545,7 +545,7 @@
           <w:sz w:val="21"/>
           <w:szCs w:val="21"/>
         </w:rPr>
-        <w:t xml:space="preserve">预计实操天数（确认，如&gt;7天会预警）</w:t>
+        <w:t xml:space="preserve">二级部门（选填）</w:t>
       </w:r>
     </w:p>
     <w:p>
@@ -563,7 +563,7 @@
           <w:sz w:val="21"/>
           <w:szCs w:val="21"/>
         </w:rPr>
-        <w:t xml:space="preserve">设备型号（如：ThinkPad T14）</w:t>
+        <w:t xml:space="preserve">开始日期（确认或修改）</w:t>
       </w:r>
     </w:p>
     <w:p>
@@ -581,7 +581,7 @@
           <w:sz w:val="21"/>
           <w:szCs w:val="21"/>
         </w:rPr>
-        <w:t xml:space="preserve">序列号</w:t>
+        <w:t xml:space="preserve">预计实操天数（确认，如&gt;7天会预警）</w:t>
       </w:r>
     </w:p>
     <w:p>
@@ -599,7 +599,7 @@
           <w:sz w:val="21"/>
           <w:szCs w:val="21"/>
         </w:rPr>
-        <w:t xml:space="preserve">配件情况（如：扩展坞、外接显示器）</w:t>
+        <w:t xml:space="preserve">设备型号（如：ThinkPad T14）</w:t>
       </w:r>
     </w:p>
     <w:p>
@@ -617,56 +617,7 @@
           <w:sz w:val="21"/>
           <w:szCs w:val="21"/>
         </w:rPr>
-        <w:t xml:space="preserve">备注</w:t>
-      </w:r>
-    </w:p>
-    <w:p>
-      <w:pPr>
-        <w:spacing w:after="60" w:before="60"/>
-        <w:jc w:val="left"/>
-      </w:pPr>
-      <w:r>
-        <w:rPr>
-          <w:rFonts w:ascii="Microsoft YaHei" w:cs="Microsoft YaHei" w:eastAsia="Microsoft YaHei" w:hAnsi="Microsoft YaHei"/>
-          <w:sz w:val="21"/>
-          <w:szCs w:val="21"/>
-        </w:rPr>
-        <w:t xml:space="preserve">点击"确认登记"完成。</w:t>
-      </w:r>
-    </w:p>
-    <w:p>
-      <w:pPr>
-        <w:spacing w:after="80" w:before="80"/>
-      </w:pPr>
-    </w:p>
-    <w:p>
-      <w:pPr>
-        <w:spacing w:after="60" w:before="160"/>
-      </w:pPr>
-      <w:r>
-        <w:rPr>
-          <w:rFonts w:ascii="Microsoft YaHei" w:cs="Microsoft YaHei" w:eastAsia="Microsoft YaHei" w:hAnsi="Microsoft YaHei"/>
-          <w:b/>
-          <w:bCs/>
-          <w:color w:val="1a1a2e"/>
-          <w:sz w:val="22"/>
-          <w:szCs w:val="22"/>
-        </w:rPr>
-        <w:t xml:space="preserve">步骤3：系统自动通知</w:t>
-      </w:r>
-    </w:p>
-    <w:p>
-      <w:pPr>
-        <w:spacing w:after="60" w:before="60"/>
-        <w:jc w:val="left"/>
-      </w:pPr>
-      <w:r>
-        <w:rPr>
-          <w:rFonts w:ascii="Microsoft YaHei" w:cs="Microsoft YaHei" w:eastAsia="Microsoft YaHei" w:hAnsi="Microsoft YaHei"/>
-          <w:sz w:val="21"/>
-          <w:szCs w:val="21"/>
-        </w:rPr>
-        <w:t xml:space="preserve">登记完成后，系统自动在企微群发送通知：</w:t>
+        <w:t xml:space="preserve">序列号</w:t>
       </w:r>
     </w:p>
     <w:p>
@@ -684,7 +635,7 @@
           <w:sz w:val="21"/>
           <w:szCs w:val="21"/>
         </w:rPr>
-        <w:t xml:space="preserve">通知内容：新实操人员已登记，请SSC填写薪资</w:t>
+        <w:t xml:space="preserve">配件情况（如：扩展坞、外接显示器）</w:t>
       </w:r>
     </w:p>
     <w:p>
@@ -702,7 +653,56 @@
           <w:sz w:val="21"/>
           <w:szCs w:val="21"/>
         </w:rPr>
-        <w:t xml:space="preserve">@对象：@青霖（行政本人）</w:t>
+        <w:t xml:space="preserve">备注</w:t>
+      </w:r>
+    </w:p>
+    <w:p>
+      <w:pPr>
+        <w:spacing w:after="60" w:before="60"/>
+        <w:jc w:val="left"/>
+      </w:pPr>
+      <w:r>
+        <w:rPr>
+          <w:rFonts w:ascii="Microsoft YaHei" w:cs="Microsoft YaHei" w:eastAsia="Microsoft YaHei" w:hAnsi="Microsoft YaHei"/>
+          <w:sz w:val="21"/>
+          <w:szCs w:val="21"/>
+        </w:rPr>
+        <w:t xml:space="preserve">点击"确认登记"完成。</w:t>
+      </w:r>
+    </w:p>
+    <w:p>
+      <w:pPr>
+        <w:spacing w:after="80" w:before="80"/>
+      </w:pPr>
+    </w:p>
+    <w:p>
+      <w:pPr>
+        <w:spacing w:after="60" w:before="160"/>
+      </w:pPr>
+      <w:r>
+        <w:rPr>
+          <w:rFonts w:ascii="Microsoft YaHei" w:cs="Microsoft YaHei" w:eastAsia="Microsoft YaHei" w:hAnsi="Microsoft YaHei"/>
+          <w:b/>
+          <w:bCs/>
+          <w:color w:val="1a1a2e"/>
+          <w:sz w:val="22"/>
+          <w:szCs w:val="22"/>
+        </w:rPr>
+        <w:t xml:space="preserve">步骤3：系统自动通知</w:t>
+      </w:r>
+    </w:p>
+    <w:p>
+      <w:pPr>
+        <w:spacing w:after="60" w:before="60"/>
+        <w:jc w:val="left"/>
+      </w:pPr>
+      <w:r>
+        <w:rPr>
+          <w:rFonts w:ascii="Microsoft YaHei" w:cs="Microsoft YaHei" w:eastAsia="Microsoft YaHei" w:hAnsi="Microsoft YaHei"/>
+          <w:sz w:val="21"/>
+          <w:szCs w:val="21"/>
+        </w:rPr>
+        <w:t xml:space="preserve">登记完成后，系统自动在企微群发送通知：</w:t>
       </w:r>
     </w:p>
     <w:p>
@@ -720,7 +720,43 @@
           <w:sz w:val="21"/>
           <w:szCs w:val="21"/>
         </w:rPr>
-        <w:t xml:space="preserve">如天数&gt;7天，追加用工风险预警@全员</w:t>
+        <w:t xml:space="preserve">通知内容：新实操人员已登记，请SSC填写薪资</w:t>
+      </w:r>
+    </w:p>
+    <w:p>
+      <w:pPr>
+        <w:pStyle w:val="ListParagraph"/>
+        <w:numPr>
+          <w:ilvl w:val="0"/>
+          <w:numId w:val="1"/>
+        </w:numPr>
+        <w:spacing w:after="40" w:before="40"/>
+      </w:pPr>
+      <w:r>
+        <w:rPr>
+          <w:rFonts w:ascii="Microsoft YaHei" w:cs="Microsoft YaHei" w:eastAsia="Microsoft YaHei" w:hAnsi="Microsoft YaHei"/>
+          <w:sz w:val="21"/>
+          <w:szCs w:val="21"/>
+        </w:rPr>
+        <w:t xml:space="preserve">@对象：@青霖（行政本人）</w:t>
+      </w:r>
+    </w:p>
+    <w:p>
+      <w:pPr>
+        <w:pStyle w:val="ListParagraph"/>
+        <w:numPr>
+          <w:ilvl w:val="0"/>
+          <w:numId w:val="1"/>
+        </w:numPr>
+        <w:spacing w:after="40" w:before="40"/>
+      </w:pPr>
+      <w:r>
+        <w:rPr>
+          <w:rFonts w:ascii="Microsoft YaHei" w:cs="Microsoft YaHei" w:eastAsia="Microsoft YaHei" w:hAnsi="Microsoft YaHei"/>
+          <w:sz w:val="21"/>
+          <w:szCs w:val="21"/>
+        </w:rPr>
+        <w:t xml:space="preserve">如天数&gt;7天，追加用工风险预警@HRD + @全员，提醒HRD关注、SSC提前核算薪资并准备反馈结果收集</w:t>
       </w:r>
     </w:p>
     <w:p>
@@ -888,7 +924,7 @@
                 <w:sz w:val="21"/>
                 <w:szCs w:val="21"/>
               </w:rPr>
-              <w:t xml:space="preserve">实操天数&gt;7天时，系统会自动发送用工风险预警@全员，请务必提醒需求方控制天数。</w:t>
+              <w:t xml:space="preserve">实操天数&gt;7天时，系统会自动发送用工风险预警@HRD + @全员，提醒HRD关注、SSC提前核算薪资并准备反馈结果收集，请务必提醒需求方控制天数。</w:t>
             </w:r>
           </w:p>
         </w:tc>

--- a/docs/行政操作SOP.docx
+++ b/docs/行政操作SOP.docx
@@ -21,7 +21,7 @@
     </w:p>
     <w:p>
       <w:pPr>
-        <w:spacing w:after="200" w:before="0"/>
+        <w:spacing w:after="40" w:before="0"/>
         <w:jc w:val="center"/>
       </w:pPr>
       <w:r>
@@ -31,8 +31,72 @@
           <w:sz w:val="20"/>
           <w:szCs w:val="20"/>
         </w:rPr>
-        <w:t xml:space="preserve">Version 3.1  |  2026年7月</w:t>
-      </w:r>
+        <w:t xml:space="preserve">Version 3.2  |  2026年7月</w:t>
+      </w:r>
+    </w:p>
+    <w:p>
+      <w:pPr>
+        <w:spacing w:after="60" w:before="40"/>
+        <w:jc w:val="center"/>
+      </w:pPr>
+      <w:r>
+        <w:rPr>
+          <w:rFonts w:ascii="Microsoft YaHei" w:cs="Microsoft YaHei" w:eastAsia="Microsoft YaHei" w:hAnsi="Microsoft YaHei"/>
+          <w:i/>
+          <w:iCs/>
+          <w:color w:val="666666"/>
+          <w:sz w:val="18"/>
+          <w:szCs w:val="18"/>
+        </w:rPr>
+        <w:t xml:space="preserve">整理：Zoe（SSC）</w:t>
+      </w:r>
+    </w:p>
+    <w:tbl>
+      <w:tblPr>
+        <w:tblW w:type="pct" w:w="100%"/>
+        <w:tblBorders>
+          <w:top w:val="single" w:color="auto" w:sz="4"/>
+          <w:left w:val="single" w:color="auto" w:sz="4"/>
+          <w:bottom w:val="single" w:color="auto" w:sz="4"/>
+          <w:right w:val="single" w:color="auto" w:sz="4"/>
+          <w:insideH w:val="single" w:color="auto" w:sz="4"/>
+          <w:insideV w:val="single" w:color="auto" w:sz="4"/>
+        </w:tblBorders>
+      </w:tblPr>
+      <w:tblGrid>
+        <w:gridCol w:w="100"/>
+      </w:tblGrid>
+      <w:tr>
+        <w:tc>
+          <w:tcPr>
+            <w:shd w:fill="d1fae5" w:color="auto" w:val="clear"/>
+            <w:tcMar>
+              <w:top w:type="dxa" w:w="60"/>
+              <w:left w:type="dxa" w:w="160"/>
+              <w:bottom w:type="dxa" w:w="60"/>
+              <w:right w:type="dxa" w:w="160"/>
+            </w:tcMar>
+          </w:tcPr>
+          <w:p>
+            <w:r>
+              <w:rPr>
+                <w:rFonts w:ascii="Microsoft YaHei" w:cs="Microsoft YaHei" w:eastAsia="Microsoft YaHei" w:hAnsi="Microsoft YaHei"/>
+                <w:b/>
+                <w:bCs/>
+                <w:color w:val="065f46"/>
+                <w:sz w:val="20"/>
+                <w:szCs w:val="20"/>
+              </w:rPr>
+              <w:t xml:space="preserve">✅ 该系统已投入运行  |  云端地址：https://practice-ledger.onrender.com</w:t>
+            </w:r>
+          </w:p>
+        </w:tc>
+      </w:tr>
+    </w:tbl>
+    <w:p>
+      <w:pPr>
+        <w:spacing w:after="80" w:before="80"/>
+      </w:pPr>
     </w:p>
     <w:p>
       <w:pPr>
@@ -1900,7 +1964,7 @@
         <w:sz w:val="16"/>
         <w:szCs w:val="16"/>
       </w:rPr>
-      <w:t xml:space="preserve">行政操作SOP v3.1</w:t>
+      <w:t xml:space="preserve">行政操作SOP v3.2</w:t>
     </w:r>
   </w:p>
 </w:hdr>

--- a/docs/行政操作SOP.docx
+++ b/docs/行政操作SOP.docx
@@ -422,7 +422,7 @@
           <w:sz w:val="21"/>
           <w:szCs w:val="21"/>
         </w:rPr>
-        <w:t xml:space="preserve">登录账号：admin  密码：admin123</w:t>
+        <w:t xml:space="preserve">登录账号：admin  密码：Zz741852</w:t>
       </w:r>
     </w:p>
     <w:p>
